--- a/documents/КС-2_Акт_о_приемке_выполненных_работ_№1.docx
+++ b/documents/КС-2_Акт_о_приемке_выполненных_работ_№1.docx
@@ -1773,7 +1773,7 @@
                       <w:sz w:val="20"/>
                       <w:szCs w:val="20"/>
                     </w:rPr>
-                    <w:t xml:space="preserve">14.10.2026</w:t>
+                    <w:t xml:space="preserve">30.09.2026</w:t>
                   </w:r>
                 </w:p>
               </w:tc>
